--- a/docs/Frontiers_Template.docx
+++ b/docs/Frontiers_Template.docx
@@ -1,6 +1,6 @@
 
 <file path=word/document.xml><?xml version="1.0" encoding="utf-8"?>
-<w:document xmlns:wpc="http://schemas.microsoft.com/office/word/2010/wordprocessingCanvas" xmlns:cx="http://schemas.microsoft.com/office/drawing/2014/chartex" xmlns:cx1="http://schemas.microsoft.com/office/drawing/2015/9/8/chartex" xmlns:cx2="http://schemas.microsoft.com/office/drawing/2015/10/21/chartex" xmlns:cx3="http://schemas.microsoft.com/office/drawing/2016/5/9/chartex" xmlns:cx4="http://schemas.microsoft.com/office/drawing/2016/5/10/chartex" xmlns:cx5="http://schemas.microsoft.com/office/drawing/2016/5/11/chartex" xmlns:cx6="http://schemas.microsoft.com/office/drawing/2016/5/12/chartex" xmlns:cx7="http://schemas.microsoft.com/office/drawing/2016/5/13/chartex" xmlns:cx8="http://schemas.microsoft.com/office/drawing/2016/5/14/chartex" xmlns:mc="http://schemas.openxmlformats.org/markup-compatibility/2006" xmlns:m="http://schemas.openxmlformats.org/officeDocument/2006/math" xmlns:aink="http://schemas.microsoft.com/office/drawing/2016/ink" xmlns:am3d="http://schemas.microsoft.com/office/drawing/2017/model3d" xmlns:oel="http://schemas.microsoft.com/office/2019/extlst" xmlns:r="http://schemas.openxmlformats.org/officeDocument/2006/relationships" xmlns:wp14="http://schemas.microsoft.com/office/word/2010/wordprocessingDrawing" xmlns:wp="http://schemas.openxmlformats.org/drawingml/2006/wordprocessingDrawing" xmlns:wpg="http://schemas.microsoft.com/office/word/2010/wordprocessingGroup" xmlns:wpi="http://schemas.microsoft.com/office/word/2010/wordprocessingInk" xmlns:wps="http://schemas.microsoft.com/office/word/2010/wordprocessingShape" xmlns:o="urn:schemas-microsoft-com:office:office" xmlns:v="urn:schemas-microsoft-com:vml" xmlns:w10="urn:schemas-microsoft-com:office:word" xmlns:w="http://schemas.openxmlformats.org/wordprocessingml/2006/main" xmlns:w14="http://schemas.microsoft.com/office/word/2010/wordml" xmlns:w15="http://schemas.microsoft.com/office/word/2012/wordml" xmlns:w16cei="http://schemas.microsoft.com/office/word/2026/wordml/cei" xmlns:w16cex="http://schemas.microsoft.com/office/word/2018/wordml/cex" xmlns:w16cid="http://schemas.microsoft.com/office/word/2016/wordml/cid" xmlns:w16="http://schemas.microsoft.com/office/word/2018/wordml" xmlns:w16sdtdh="http://schemas.microsoft.com/office/word/2020/wordml/sdtdatahash" xmlns:w16sdtfl="http://schemas.microsoft.com/office/word/2024/wordml/sdtformatlock" xmlns:w16se="http://schemas.microsoft.com/office/word/2015/wordml/symex" xmlns:w16du="http://schemas.microsoft.com/office/word/2023/wordml/word16du" xmlns:wne="http://schemas.microsoft.com/office/word/2006/wordml" mc:Ignorable="w14 w15 w16se w16cid w16 w16cex w16sdtdh w16sdtfl w16du wp14">
+<w:document xmlns:wpc="http://schemas.microsoft.com/office/word/2010/wordprocessingCanvas" xmlns:cx="http://schemas.microsoft.com/office/drawing/2014/chartex" xmlns:cx1="http://schemas.microsoft.com/office/drawing/2015/9/8/chartex" xmlns:cx2="http://schemas.microsoft.com/office/drawing/2015/10/21/chartex" xmlns:cx3="http://schemas.microsoft.com/office/drawing/2016/5/9/chartex" xmlns:cx4="http://schemas.microsoft.com/office/drawing/2016/5/10/chartex" xmlns:cx5="http://schemas.microsoft.com/office/drawing/2016/5/11/chartex" xmlns:cx6="http://schemas.microsoft.com/office/drawing/2016/5/12/chartex" xmlns:cx7="http://schemas.microsoft.com/office/drawing/2016/5/13/chartex" xmlns:cx8="http://schemas.microsoft.com/office/drawing/2016/5/14/chartex" xmlns:mc="http://schemas.openxmlformats.org/markup-compatibility/2006" xmlns:aink="http://schemas.microsoft.com/office/drawing/2016/ink" xmlns:am3d="http://schemas.microsoft.com/office/drawing/2017/model3d" xmlns:o="urn:schemas-microsoft-com:office:office" xmlns:oel="http://schemas.microsoft.com/office/2019/extlst" xmlns:r="http://schemas.openxmlformats.org/officeDocument/2006/relationships" xmlns:m="http://schemas.openxmlformats.org/officeDocument/2006/math" xmlns:v="urn:schemas-microsoft-com:vml" xmlns:wp14="http://schemas.microsoft.com/office/word/2010/wordprocessingDrawing" xmlns:wp="http://schemas.openxmlformats.org/drawingml/2006/wordprocessingDrawing" xmlns:w10="urn:schemas-microsoft-com:office:word" xmlns:w="http://schemas.openxmlformats.org/wordprocessingml/2006/main" xmlns:w14="http://schemas.microsoft.com/office/word/2010/wordml" xmlns:w15="http://schemas.microsoft.com/office/word/2012/wordml" xmlns:w16cex="http://schemas.microsoft.com/office/word/2018/wordml/cex" xmlns:w16cid="http://schemas.microsoft.com/office/word/2016/wordml/cid" xmlns:w16="http://schemas.microsoft.com/office/word/2018/wordml" xmlns:w16sdtdh="http://schemas.microsoft.com/office/word/2020/wordml/sdtdatahash" xmlns:w16se="http://schemas.microsoft.com/office/word/2015/wordml/symex" xmlns:wpg="http://schemas.microsoft.com/office/word/2010/wordprocessingGroup" xmlns:wpi="http://schemas.microsoft.com/office/word/2010/wordprocessingInk" xmlns:wne="http://schemas.microsoft.com/office/word/2006/wordml" xmlns:wps="http://schemas.microsoft.com/office/word/2010/wordprocessingShape" mc:Ignorable="w14 w15 w16se w16cid w16 w16cex w16sdtdh wp14">
   <w:body>
     <w:p>
       <w:pPr>
@@ -396,7 +396,6 @@
         <w:rPr>
           <w:szCs w:val="24"/>
         </w:rPr>
-        <w:lastRenderedPageBreak/>
         <w:t xml:space="preserve">For requirements for a specific article type please refer to the Article Types on any Frontiers journal page. </w:t>
       </w:r>
       <w:r>
@@ -494,6 +493,7 @@
         <w:rPr>
           <w:szCs w:val="24"/>
         </w:rPr>
+        <w:lastRenderedPageBreak/>
         <w:t>You may insert up to 5 heading levels into your manuscript</w:t>
       </w:r>
       <w:r>
@@ -885,25 +885,7 @@
           <w:szCs w:val="24"/>
           <w:lang w:val="en-GB" w:eastAsia="en-GB"/>
         </w:rPr>
-        <w:t xml:space="preserve">Frontiers </w:t>
-      </w:r>
-      <w:proofErr w:type="gramStart"/>
-      <w:r>
-        <w:rPr>
-          <w:rFonts w:eastAsia="Times New Roman" w:cs="Times New Roman"/>
-          <w:szCs w:val="24"/>
-          <w:lang w:val="en-GB" w:eastAsia="en-GB"/>
-        </w:rPr>
-        <w:t>requires</w:t>
-      </w:r>
-      <w:proofErr w:type="gramEnd"/>
-      <w:r>
-        <w:rPr>
-          <w:rFonts w:eastAsia="Times New Roman" w:cs="Times New Roman"/>
-          <w:szCs w:val="24"/>
-          <w:lang w:val="en-GB" w:eastAsia="en-GB"/>
-        </w:rPr>
-        <w:t xml:space="preserve"> figures to be submitted individually, in the same order as they are referred to in the manuscript. Figures will then be automatically embedded at the bottom of the submitted manuscript. Kindly ensure that each table and figure is mentioned in the text and in numerical order. </w:t>
+        <w:t xml:space="preserve">Frontiers requires figures to be submitted individually, in the same order as they are referred to in the manuscript. Figures will then be automatically embedded at the bottom of the submitted manuscript. Kindly ensure that each table and figure is mentioned in the text and in numerical order. </w:t>
       </w:r>
       <w:r>
         <w:rPr>
@@ -980,7 +962,6 @@
           <w:rFonts w:eastAsia="Times New Roman"/>
           <w:lang w:val="en-GB" w:eastAsia="en-GB"/>
         </w:rPr>
-        <w:lastRenderedPageBreak/>
         <w:t>Pe</w:t>
       </w:r>
       <w:r>
@@ -1303,6 +1284,7 @@
         <w:pStyle w:val="Heading1"/>
       </w:pPr>
       <w:r>
+        <w:lastRenderedPageBreak/>
         <w:t>Additional Requirements</w:t>
       </w:r>
     </w:p>
@@ -1360,7 +1342,6 @@
           <w:szCs w:val="24"/>
           <w:lang w:val="en-GB" w:eastAsia="en-GB"/>
         </w:rPr>
-        <w:lastRenderedPageBreak/>
         <w:t xml:space="preserve">All financial, commercial or other relationships that might be perceived by the academic community as representing a potential conflict of interest must be disclosed. If no such relationship exists, authors will be asked to confirm the following statement: </w:t>
       </w:r>
     </w:p>
@@ -1518,23 +1499,7 @@
           <w:szCs w:val="24"/>
           <w:shd w:val="clear" w:color="auto" w:fill="FFFFFF"/>
         </w:rPr>
-        <w:t xml:space="preserve">For some </w:t>
-      </w:r>
-      <w:proofErr w:type="gramStart"/>
-      <w:r>
-        <w:rPr>
-          <w:szCs w:val="24"/>
-          <w:shd w:val="clear" w:color="auto" w:fill="FFFFFF"/>
-        </w:rPr>
-        <w:t>examples</w:t>
-      </w:r>
-      <w:proofErr w:type="gramEnd"/>
-      <w:r>
-        <w:rPr>
-          <w:szCs w:val="24"/>
-          <w:shd w:val="clear" w:color="auto" w:fill="FFFFFF"/>
-        </w:rPr>
-        <w:t xml:space="preserve"> please click </w:t>
+        <w:t xml:space="preserve">For some examples please click </w:t>
       </w:r>
       <w:hyperlink r:id="rId18" w:anchor="harvard-reference-style" w:history="1">
         <w:r>
@@ -1564,7 +1529,6 @@
         <w:rPr>
           <w:szCs w:val="24"/>
         </w:rPr>
-        <w:lastRenderedPageBreak/>
         <w:t xml:space="preserve">For more examples of citing other documents and general questions regarding reference style, please refer to the </w:t>
       </w:r>
       <w:hyperlink r:id="rId19" w:history="1">
@@ -1619,6 +1583,7 @@
           <w:szCs w:val="24"/>
           <w:shd w:val="clear" w:color="auto" w:fill="FFFFFF"/>
         </w:rPr>
+        <w:lastRenderedPageBreak/>
         <w:t>In-text citations should be numbered consecutively in order of appearance in the text – identified by Arabic numerals in the parenthesis [square parenthesis for Physics and Mathematics].</w:t>
       </w:r>
     </w:p>
@@ -1633,23 +1598,7 @@
           <w:szCs w:val="24"/>
           <w:shd w:val="clear" w:color="auto" w:fill="FFFFFF"/>
         </w:rPr>
-        <w:t xml:space="preserve">For some </w:t>
-      </w:r>
-      <w:proofErr w:type="gramStart"/>
-      <w:r>
-        <w:rPr>
-          <w:szCs w:val="24"/>
-          <w:shd w:val="clear" w:color="auto" w:fill="FFFFFF"/>
-        </w:rPr>
-        <w:t>examples</w:t>
-      </w:r>
-      <w:proofErr w:type="gramEnd"/>
-      <w:r>
-        <w:rPr>
-          <w:szCs w:val="24"/>
-          <w:shd w:val="clear" w:color="auto" w:fill="FFFFFF"/>
-        </w:rPr>
-        <w:t xml:space="preserve"> please click </w:t>
+        <w:t xml:space="preserve">For some examples please click </w:t>
       </w:r>
       <w:hyperlink r:id="rId20" w:anchor="references" w:history="1">
         <w:r>
@@ -2046,7 +1995,7 @@
 </file>
 
 <file path=word/endnotes.xml><?xml version="1.0" encoding="utf-8"?>
-<w:endnotes xmlns:wpc="http://schemas.microsoft.com/office/word/2010/wordprocessingCanvas" xmlns:cx="http://schemas.microsoft.com/office/drawing/2014/chartex" xmlns:cx1="http://schemas.microsoft.com/office/drawing/2015/9/8/chartex" xmlns:cx2="http://schemas.microsoft.com/office/drawing/2015/10/21/chartex" xmlns:cx3="http://schemas.microsoft.com/office/drawing/2016/5/9/chartex" xmlns:cx4="http://schemas.microsoft.com/office/drawing/2016/5/10/chartex" xmlns:cx5="http://schemas.microsoft.com/office/drawing/2016/5/11/chartex" xmlns:cx6="http://schemas.microsoft.com/office/drawing/2016/5/12/chartex" xmlns:cx7="http://schemas.microsoft.com/office/drawing/2016/5/13/chartex" xmlns:cx8="http://schemas.microsoft.com/office/drawing/2016/5/14/chartex" xmlns:mc="http://schemas.openxmlformats.org/markup-compatibility/2006" xmlns:m="http://schemas.openxmlformats.org/officeDocument/2006/math" xmlns:aink="http://schemas.microsoft.com/office/drawing/2016/ink" xmlns:am3d="http://schemas.microsoft.com/office/drawing/2017/model3d" xmlns:oel="http://schemas.microsoft.com/office/2019/extlst" xmlns:r="http://schemas.openxmlformats.org/officeDocument/2006/relationships" xmlns:wp14="http://schemas.microsoft.com/office/word/2010/wordprocessingDrawing" xmlns:wp="http://schemas.openxmlformats.org/drawingml/2006/wordprocessingDrawing" xmlns:wpg="http://schemas.microsoft.com/office/word/2010/wordprocessingGroup" xmlns:wpi="http://schemas.microsoft.com/office/word/2010/wordprocessingInk" xmlns:wps="http://schemas.microsoft.com/office/word/2010/wordprocessingShape" xmlns:o="urn:schemas-microsoft-com:office:office" xmlns:v="urn:schemas-microsoft-com:vml" xmlns:w10="urn:schemas-microsoft-com:office:word" xmlns:w="http://schemas.openxmlformats.org/wordprocessingml/2006/main" xmlns:w14="http://schemas.microsoft.com/office/word/2010/wordml" xmlns:w15="http://schemas.microsoft.com/office/word/2012/wordml" xmlns:w16cei="http://schemas.microsoft.com/office/word/2026/wordml/cei" xmlns:w16cex="http://schemas.microsoft.com/office/word/2018/wordml/cex" xmlns:w16cid="http://schemas.microsoft.com/office/word/2016/wordml/cid" xmlns:w16="http://schemas.microsoft.com/office/word/2018/wordml" xmlns:w16sdtdh="http://schemas.microsoft.com/office/word/2020/wordml/sdtdatahash" xmlns:w16sdtfl="http://schemas.microsoft.com/office/word/2024/wordml/sdtformatlock" xmlns:w16se="http://schemas.microsoft.com/office/word/2015/wordml/symex" xmlns:w16du="http://schemas.microsoft.com/office/word/2023/wordml/word16du" xmlns:wne="http://schemas.microsoft.com/office/word/2006/wordml" mc:Ignorable="w14 w15 w16se w16cid w16 w16cex w16sdtdh w16sdtfl w16du wp14">
+<w:endnotes xmlns:wpc="http://schemas.microsoft.com/office/word/2010/wordprocessingCanvas" xmlns:cx="http://schemas.microsoft.com/office/drawing/2014/chartex" xmlns:cx1="http://schemas.microsoft.com/office/drawing/2015/9/8/chartex" xmlns:cx2="http://schemas.microsoft.com/office/drawing/2015/10/21/chartex" xmlns:cx3="http://schemas.microsoft.com/office/drawing/2016/5/9/chartex" xmlns:cx4="http://schemas.microsoft.com/office/drawing/2016/5/10/chartex" xmlns:cx5="http://schemas.microsoft.com/office/drawing/2016/5/11/chartex" xmlns:cx6="http://schemas.microsoft.com/office/drawing/2016/5/12/chartex" xmlns:cx7="http://schemas.microsoft.com/office/drawing/2016/5/13/chartex" xmlns:cx8="http://schemas.microsoft.com/office/drawing/2016/5/14/chartex" xmlns:mc="http://schemas.openxmlformats.org/markup-compatibility/2006" xmlns:aink="http://schemas.microsoft.com/office/drawing/2016/ink" xmlns:am3d="http://schemas.microsoft.com/office/drawing/2017/model3d" xmlns:o="urn:schemas-microsoft-com:office:office" xmlns:oel="http://schemas.microsoft.com/office/2019/extlst" xmlns:r="http://schemas.openxmlformats.org/officeDocument/2006/relationships" xmlns:m="http://schemas.openxmlformats.org/officeDocument/2006/math" xmlns:v="urn:schemas-microsoft-com:vml" xmlns:wp14="http://schemas.microsoft.com/office/word/2010/wordprocessingDrawing" xmlns:wp="http://schemas.openxmlformats.org/drawingml/2006/wordprocessingDrawing" xmlns:w10="urn:schemas-microsoft-com:office:word" xmlns:w="http://schemas.openxmlformats.org/wordprocessingml/2006/main" xmlns:w14="http://schemas.microsoft.com/office/word/2010/wordml" xmlns:w15="http://schemas.microsoft.com/office/word/2012/wordml" xmlns:w16cex="http://schemas.microsoft.com/office/word/2018/wordml/cex" xmlns:w16cid="http://schemas.microsoft.com/office/word/2016/wordml/cid" xmlns:w16="http://schemas.microsoft.com/office/word/2018/wordml" xmlns:w16sdtdh="http://schemas.microsoft.com/office/word/2020/wordml/sdtdatahash" xmlns:w16se="http://schemas.microsoft.com/office/word/2015/wordml/symex" xmlns:wpg="http://schemas.microsoft.com/office/word/2010/wordprocessingGroup" xmlns:wpi="http://schemas.microsoft.com/office/word/2010/wordprocessingInk" xmlns:wne="http://schemas.microsoft.com/office/word/2006/wordml" xmlns:wps="http://schemas.microsoft.com/office/word/2010/wordprocessingShape" mc:Ignorable="w14 w15 w16se w16cid w16 w16cex w16sdtdh wp14">
   <w:endnote w:type="separator" w:id="-1">
     <w:p>
       <w:pPr>
@@ -2071,7 +2020,7 @@
 </file>
 
 <file path=word/footer1.xml><?xml version="1.0" encoding="utf-8"?>
-<w:ftr xmlns:wpc="http://schemas.microsoft.com/office/word/2010/wordprocessingCanvas" xmlns:cx="http://schemas.microsoft.com/office/drawing/2014/chartex" xmlns:cx1="http://schemas.microsoft.com/office/drawing/2015/9/8/chartex" xmlns:cx2="http://schemas.microsoft.com/office/drawing/2015/10/21/chartex" xmlns:cx3="http://schemas.microsoft.com/office/drawing/2016/5/9/chartex" xmlns:cx4="http://schemas.microsoft.com/office/drawing/2016/5/10/chartex" xmlns:cx5="http://schemas.microsoft.com/office/drawing/2016/5/11/chartex" xmlns:cx6="http://schemas.microsoft.com/office/drawing/2016/5/12/chartex" xmlns:cx7="http://schemas.microsoft.com/office/drawing/2016/5/13/chartex" xmlns:cx8="http://schemas.microsoft.com/office/drawing/2016/5/14/chartex" xmlns:mc="http://schemas.openxmlformats.org/markup-compatibility/2006" xmlns:m="http://schemas.openxmlformats.org/officeDocument/2006/math" xmlns:aink="http://schemas.microsoft.com/office/drawing/2016/ink" xmlns:am3d="http://schemas.microsoft.com/office/drawing/2017/model3d" xmlns:oel="http://schemas.microsoft.com/office/2019/extlst" xmlns:r="http://schemas.openxmlformats.org/officeDocument/2006/relationships" xmlns:wp14="http://schemas.microsoft.com/office/word/2010/wordprocessingDrawing" xmlns:wp="http://schemas.openxmlformats.org/drawingml/2006/wordprocessingDrawing" xmlns:wpg="http://schemas.microsoft.com/office/word/2010/wordprocessingGroup" xmlns:wpi="http://schemas.microsoft.com/office/word/2010/wordprocessingInk" xmlns:wps="http://schemas.microsoft.com/office/word/2010/wordprocessingShape" xmlns:o="urn:schemas-microsoft-com:office:office" xmlns:v="urn:schemas-microsoft-com:vml" xmlns:w10="urn:schemas-microsoft-com:office:word" xmlns:w="http://schemas.openxmlformats.org/wordprocessingml/2006/main" xmlns:w14="http://schemas.microsoft.com/office/word/2010/wordml" xmlns:w15="http://schemas.microsoft.com/office/word/2012/wordml" xmlns:w16cei="http://schemas.microsoft.com/office/word/2026/wordml/cei" xmlns:w16cex="http://schemas.microsoft.com/office/word/2018/wordml/cex" xmlns:w16cid="http://schemas.microsoft.com/office/word/2016/wordml/cid" xmlns:w16="http://schemas.microsoft.com/office/word/2018/wordml" xmlns:w16sdtdh="http://schemas.microsoft.com/office/word/2020/wordml/sdtdatahash" xmlns:w16sdtfl="http://schemas.microsoft.com/office/word/2024/wordml/sdtformatlock" xmlns:w16se="http://schemas.microsoft.com/office/word/2015/wordml/symex" xmlns:w16du="http://schemas.microsoft.com/office/word/2023/wordml/word16du" xmlns:wne="http://schemas.microsoft.com/office/word/2006/wordml" mc:Ignorable="w14 w15 w16se w16cid w16 w16cex w16sdtdh w16sdtfl w16du wp14">
+<w:ftr xmlns:wpc="http://schemas.microsoft.com/office/word/2010/wordprocessingCanvas" xmlns:cx="http://schemas.microsoft.com/office/drawing/2014/chartex" xmlns:cx1="http://schemas.microsoft.com/office/drawing/2015/9/8/chartex" xmlns:cx2="http://schemas.microsoft.com/office/drawing/2015/10/21/chartex" xmlns:cx3="http://schemas.microsoft.com/office/drawing/2016/5/9/chartex" xmlns:cx4="http://schemas.microsoft.com/office/drawing/2016/5/10/chartex" xmlns:cx5="http://schemas.microsoft.com/office/drawing/2016/5/11/chartex" xmlns:cx6="http://schemas.microsoft.com/office/drawing/2016/5/12/chartex" xmlns:cx7="http://schemas.microsoft.com/office/drawing/2016/5/13/chartex" xmlns:cx8="http://schemas.microsoft.com/office/drawing/2016/5/14/chartex" xmlns:mc="http://schemas.openxmlformats.org/markup-compatibility/2006" xmlns:aink="http://schemas.microsoft.com/office/drawing/2016/ink" xmlns:am3d="http://schemas.microsoft.com/office/drawing/2017/model3d" xmlns:o="urn:schemas-microsoft-com:office:office" xmlns:oel="http://schemas.microsoft.com/office/2019/extlst" xmlns:r="http://schemas.openxmlformats.org/officeDocument/2006/relationships" xmlns:m="http://schemas.openxmlformats.org/officeDocument/2006/math" xmlns:v="urn:schemas-microsoft-com:vml" xmlns:wp14="http://schemas.microsoft.com/office/word/2010/wordprocessingDrawing" xmlns:wp="http://schemas.openxmlformats.org/drawingml/2006/wordprocessingDrawing" xmlns:w10="urn:schemas-microsoft-com:office:word" xmlns:w="http://schemas.openxmlformats.org/wordprocessingml/2006/main" xmlns:w14="http://schemas.microsoft.com/office/word/2010/wordml" xmlns:w15="http://schemas.microsoft.com/office/word/2012/wordml" xmlns:w16cex="http://schemas.microsoft.com/office/word/2018/wordml/cex" xmlns:w16cid="http://schemas.microsoft.com/office/word/2016/wordml/cid" xmlns:w16="http://schemas.microsoft.com/office/word/2018/wordml" xmlns:w16sdtdh="http://schemas.microsoft.com/office/word/2020/wordml/sdtdatahash" xmlns:w16se="http://schemas.microsoft.com/office/word/2015/wordml/symex" xmlns:wpg="http://schemas.microsoft.com/office/word/2010/wordprocessingGroup" xmlns:wpi="http://schemas.microsoft.com/office/word/2010/wordprocessingInk" xmlns:wne="http://schemas.microsoft.com/office/word/2006/wordml" xmlns:wps="http://schemas.microsoft.com/office/word/2010/wordprocessingShape" mc:Ignorable="w14 w15 w16se w16cid w16 w16cex w16sdtdh wp14">
   <w:p>
     <w:pPr>
       <w:pStyle w:val="Footer"/>
@@ -2167,7 +2116,7 @@
               <v:stroke joinstyle="miter"/>
               <v:path gradientshapeok="t" o:connecttype="rect"/>
             </v:shapetype>
-            <v:shape id="Text Box 2" o:spid="_x0000_s1026" type="#_x0000_t202" style="position:absolute;margin-left:-8.55pt;margin-top:-4.6pt;width:289.15pt;height:110.55pt;z-index:251683840;visibility:visible;mso-wrap-style:square;mso-width-percent:0;mso-height-percent:200;mso-wrap-distance-left:9pt;mso-wrap-distance-top:0;mso-wrap-distance-right:9pt;mso-wrap-distance-bottom:0;mso-position-horizontal:absolute;mso-position-horizontal-relative:text;mso-position-vertical:absolute;mso-position-vertical-relative:text;mso-width-percent:0;mso-height-percent:200;mso-width-relative:margin;mso-height-relative:margin;v-text-anchor:top" o:gfxdata="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" stroked="f">
+            <v:shape id="Text Box 2" o:spid="_x0000_s1026" type="#_x0000_t202" style="position:absolute;margin-left:-8.55pt;margin-top:-4.6pt;width:289.15pt;height:110.55pt;z-index:251683840;visibility:visible;mso-wrap-style:square;mso-width-percent:0;mso-height-percent:200;mso-wrap-distance-left:9pt;mso-wrap-distance-top:0;mso-wrap-distance-right:9pt;mso-wrap-distance-bottom:0;mso-position-horizontal:absolute;mso-position-horizontal-relative:text;mso-position-vertical:absolute;mso-position-vertical-relative:text;mso-width-percent:0;mso-height-percent:200;mso-width-relative:margin;mso-height-relative:margin;v-text-anchor:top" o:gfxdata="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" stroked="f">
               <v:textbox style="mso-fit-shape-to-text:t">
                 <w:txbxContent>
                   <w:p>
@@ -2300,7 +2249,7 @@
         </mc:Choice>
         <mc:Fallback>
           <w:pict>
-            <v:shape w14:anchorId="7C0C9A1E" id="Text Box 1" o:spid="_x0000_s1027" type="#_x0000_t202" style="position:absolute;margin-left:67.6pt;margin-top:0;width:118.8pt;height:31.15pt;z-index:251665408;visibility:visible;mso-wrap-style:square;mso-width-percent:0;mso-height-percent:0;mso-wrap-distance-left:9pt;mso-wrap-distance-top:0;mso-wrap-distance-right:9pt;mso-wrap-distance-bottom:0;mso-position-horizontal:right;mso-position-horizontal-relative:margin;mso-position-vertical:top;mso-position-vertical-relative:bottom-margin-area;mso-width-percent:0;mso-height-percent:0;mso-width-relative:margin;mso-height-relative:margin;v-text-anchor:top" o:gfxdata="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" filled="f" stroked="f" strokeweight=".5pt">
+            <v:shape w14:anchorId="7C0C9A1E" id="Text Box 1" o:spid="_x0000_s1027" type="#_x0000_t202" style="position:absolute;margin-left:67.6pt;margin-top:0;width:118.8pt;height:31.15pt;z-index:251665408;visibility:visible;mso-wrap-style:square;mso-width-percent:0;mso-height-percent:0;mso-wrap-distance-left:9pt;mso-wrap-distance-top:0;mso-wrap-distance-right:9pt;mso-wrap-distance-bottom:0;mso-position-horizontal:right;mso-position-horizontal-relative:margin;mso-position-vertical:top;mso-position-vertical-relative:bottom-margin-area;mso-width-percent:0;mso-height-percent:0;mso-width-relative:margin;mso-height-relative:margin;v-text-anchor:top" o:gfxdata="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" filled="f" stroked="f" strokeweight=".5pt">
               <v:textbox style="mso-fit-shape-to-text:t">
                 <w:txbxContent>
                   <w:p>
@@ -2363,7 +2312,7 @@
 </file>
 
 <file path=word/footer2.xml><?xml version="1.0" encoding="utf-8"?>
-<w:ftr xmlns:wpc="http://schemas.microsoft.com/office/word/2010/wordprocessingCanvas" xmlns:cx="http://schemas.microsoft.com/office/drawing/2014/chartex" xmlns:cx1="http://schemas.microsoft.com/office/drawing/2015/9/8/chartex" xmlns:cx2="http://schemas.microsoft.com/office/drawing/2015/10/21/chartex" xmlns:cx3="http://schemas.microsoft.com/office/drawing/2016/5/9/chartex" xmlns:cx4="http://schemas.microsoft.com/office/drawing/2016/5/10/chartex" xmlns:cx5="http://schemas.microsoft.com/office/drawing/2016/5/11/chartex" xmlns:cx6="http://schemas.microsoft.com/office/drawing/2016/5/12/chartex" xmlns:cx7="http://schemas.microsoft.com/office/drawing/2016/5/13/chartex" xmlns:cx8="http://schemas.microsoft.com/office/drawing/2016/5/14/chartex" xmlns:mc="http://schemas.openxmlformats.org/markup-compatibility/2006" xmlns:m="http://schemas.openxmlformats.org/officeDocument/2006/math" xmlns:aink="http://schemas.microsoft.com/office/drawing/2016/ink" xmlns:am3d="http://schemas.microsoft.com/office/drawing/2017/model3d" xmlns:oel="http://schemas.microsoft.com/office/2019/extlst" xmlns:r="http://schemas.openxmlformats.org/officeDocument/2006/relationships" xmlns:wp14="http://schemas.microsoft.com/office/word/2010/wordprocessingDrawing" xmlns:wp="http://schemas.openxmlformats.org/drawingml/2006/wordprocessingDrawing" xmlns:wpg="http://schemas.microsoft.com/office/word/2010/wordprocessingGroup" xmlns:wpi="http://schemas.microsoft.com/office/word/2010/wordprocessingInk" xmlns:wps="http://schemas.microsoft.com/office/word/2010/wordprocessingShape" xmlns:o="urn:schemas-microsoft-com:office:office" xmlns:v="urn:schemas-microsoft-com:vml" xmlns:w10="urn:schemas-microsoft-com:office:word" xmlns:w="http://schemas.openxmlformats.org/wordprocessingml/2006/main" xmlns:w14="http://schemas.microsoft.com/office/word/2010/wordml" xmlns:w15="http://schemas.microsoft.com/office/word/2012/wordml" xmlns:w16cei="http://schemas.microsoft.com/office/word/2026/wordml/cei" xmlns:w16cex="http://schemas.microsoft.com/office/word/2018/wordml/cex" xmlns:w16cid="http://schemas.microsoft.com/office/word/2016/wordml/cid" xmlns:w16="http://schemas.microsoft.com/office/word/2018/wordml" xmlns:w16sdtdh="http://schemas.microsoft.com/office/word/2020/wordml/sdtdatahash" xmlns:w16sdtfl="http://schemas.microsoft.com/office/word/2024/wordml/sdtformatlock" xmlns:w16se="http://schemas.microsoft.com/office/word/2015/wordml/symex" xmlns:w16du="http://schemas.microsoft.com/office/word/2023/wordml/word16du" xmlns:wne="http://schemas.microsoft.com/office/word/2006/wordml" mc:Ignorable="w14 w15 w16se w16cid w16 w16cex w16sdtdh w16sdtfl w16du wp14">
+<w:ftr xmlns:wpc="http://schemas.microsoft.com/office/word/2010/wordprocessingCanvas" xmlns:cx="http://schemas.microsoft.com/office/drawing/2014/chartex" xmlns:cx1="http://schemas.microsoft.com/office/drawing/2015/9/8/chartex" xmlns:cx2="http://schemas.microsoft.com/office/drawing/2015/10/21/chartex" xmlns:cx3="http://schemas.microsoft.com/office/drawing/2016/5/9/chartex" xmlns:cx4="http://schemas.microsoft.com/office/drawing/2016/5/10/chartex" xmlns:cx5="http://schemas.microsoft.com/office/drawing/2016/5/11/chartex" xmlns:cx6="http://schemas.microsoft.com/office/drawing/2016/5/12/chartex" xmlns:cx7="http://schemas.microsoft.com/office/drawing/2016/5/13/chartex" xmlns:cx8="http://schemas.microsoft.com/office/drawing/2016/5/14/chartex" xmlns:mc="http://schemas.openxmlformats.org/markup-compatibility/2006" xmlns:aink="http://schemas.microsoft.com/office/drawing/2016/ink" xmlns:am3d="http://schemas.microsoft.com/office/drawing/2017/model3d" xmlns:o="urn:schemas-microsoft-com:office:office" xmlns:oel="http://schemas.microsoft.com/office/2019/extlst" xmlns:r="http://schemas.openxmlformats.org/officeDocument/2006/relationships" xmlns:m="http://schemas.openxmlformats.org/officeDocument/2006/math" xmlns:v="urn:schemas-microsoft-com:vml" xmlns:wp14="http://schemas.microsoft.com/office/word/2010/wordprocessingDrawing" xmlns:wp="http://schemas.openxmlformats.org/drawingml/2006/wordprocessingDrawing" xmlns:w10="urn:schemas-microsoft-com:office:word" xmlns:w="http://schemas.openxmlformats.org/wordprocessingml/2006/main" xmlns:w14="http://schemas.microsoft.com/office/word/2010/wordml" xmlns:w15="http://schemas.microsoft.com/office/word/2012/wordml" xmlns:w16cex="http://schemas.microsoft.com/office/word/2018/wordml/cex" xmlns:w16cid="http://schemas.microsoft.com/office/word/2016/wordml/cid" xmlns:w16="http://schemas.microsoft.com/office/word/2018/wordml" xmlns:w16sdtdh="http://schemas.microsoft.com/office/word/2020/wordml/sdtdatahash" xmlns:w16se="http://schemas.microsoft.com/office/word/2015/wordml/symex" xmlns:wpg="http://schemas.microsoft.com/office/word/2010/wordprocessingGroup" xmlns:wpi="http://schemas.microsoft.com/office/word/2010/wordprocessingInk" xmlns:wne="http://schemas.microsoft.com/office/word/2006/wordml" xmlns:wps="http://schemas.microsoft.com/office/word/2010/wordprocessingShape" mc:Ignorable="w14 w15 w16se w16cid w16 w16cex w16sdtdh wp14">
   <w:p>
     <w:pPr>
       <w:pStyle w:val="Footer"/>
@@ -2487,7 +2436,7 @@
               <v:stroke joinstyle="miter"/>
               <v:path gradientshapeok="t" o:connecttype="rect"/>
             </v:shapetype>
-            <v:shape id="Text Box 56" o:spid="_x0000_s1028" type="#_x0000_t202" style="position:absolute;margin-left:67.6pt;margin-top:0;width:118.8pt;height:31.15pt;z-index:251646976;visibility:visible;mso-wrap-style:square;mso-width-percent:0;mso-height-percent:0;mso-wrap-distance-left:9pt;mso-wrap-distance-top:0;mso-wrap-distance-right:9pt;mso-wrap-distance-bottom:0;mso-position-horizontal:right;mso-position-horizontal-relative:margin;mso-position-vertical:top;mso-position-vertical-relative:bottom-margin-area;mso-width-percent:0;mso-height-percent:0;mso-width-relative:margin;mso-height-relative:margin;v-text-anchor:top" o:gfxdata="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" filled="f" stroked="f" strokeweight=".5pt">
+            <v:shape id="Text Box 56" o:spid="_x0000_s1028" type="#_x0000_t202" style="position:absolute;margin-left:67.6pt;margin-top:0;width:118.8pt;height:31.15pt;z-index:251646976;visibility:visible;mso-wrap-style:square;mso-width-percent:0;mso-height-percent:0;mso-wrap-distance-left:9pt;mso-wrap-distance-top:0;mso-wrap-distance-right:9pt;mso-wrap-distance-bottom:0;mso-position-horizontal:right;mso-position-horizontal-relative:margin;mso-position-vertical:top;mso-position-vertical-relative:bottom-margin-area;mso-width-percent:0;mso-height-percent:0;mso-width-relative:margin;mso-height-relative:margin;v-text-anchor:top" o:gfxdata="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" filled="f" stroked="f" strokeweight=".5pt">
               <v:textbox style="mso-fit-shape-to-text:t">
                 <w:txbxContent>
                   <w:p>
@@ -2550,7 +2499,7 @@
 </file>
 
 <file path=word/footnotes.xml><?xml version="1.0" encoding="utf-8"?>
-<w:footnotes xmlns:wpc="http://schemas.microsoft.com/office/word/2010/wordprocessingCanvas" xmlns:cx="http://schemas.microsoft.com/office/drawing/2014/chartex" xmlns:cx1="http://schemas.microsoft.com/office/drawing/2015/9/8/chartex" xmlns:cx2="http://schemas.microsoft.com/office/drawing/2015/10/21/chartex" xmlns:cx3="http://schemas.microsoft.com/office/drawing/2016/5/9/chartex" xmlns:cx4="http://schemas.microsoft.com/office/drawing/2016/5/10/chartex" xmlns:cx5="http://schemas.microsoft.com/office/drawing/2016/5/11/chartex" xmlns:cx6="http://schemas.microsoft.com/office/drawing/2016/5/12/chartex" xmlns:cx7="http://schemas.microsoft.com/office/drawing/2016/5/13/chartex" xmlns:cx8="http://schemas.microsoft.com/office/drawing/2016/5/14/chartex" xmlns:mc="http://schemas.openxmlformats.org/markup-compatibility/2006" xmlns:m="http://schemas.openxmlformats.org/officeDocument/2006/math" xmlns:aink="http://schemas.microsoft.com/office/drawing/2016/ink" xmlns:am3d="http://schemas.microsoft.com/office/drawing/2017/model3d" xmlns:oel="http://schemas.microsoft.com/office/2019/extlst" xmlns:r="http://schemas.openxmlformats.org/officeDocument/2006/relationships" xmlns:wp14="http://schemas.microsoft.com/office/word/2010/wordprocessingDrawing" xmlns:wp="http://schemas.openxmlformats.org/drawingml/2006/wordprocessingDrawing" xmlns:wpg="http://schemas.microsoft.com/office/word/2010/wordprocessingGroup" xmlns:wpi="http://schemas.microsoft.com/office/word/2010/wordprocessingInk" xmlns:wps="http://schemas.microsoft.com/office/word/2010/wordprocessingShape" xmlns:o="urn:schemas-microsoft-com:office:office" xmlns:v="urn:schemas-microsoft-com:vml" xmlns:w10="urn:schemas-microsoft-com:office:word" xmlns:w="http://schemas.openxmlformats.org/wordprocessingml/2006/main" xmlns:w14="http://schemas.microsoft.com/office/word/2010/wordml" xmlns:w15="http://schemas.microsoft.com/office/word/2012/wordml" xmlns:w16cei="http://schemas.microsoft.com/office/word/2026/wordml/cei" xmlns:w16cex="http://schemas.microsoft.com/office/word/2018/wordml/cex" xmlns:w16cid="http://schemas.microsoft.com/office/word/2016/wordml/cid" xmlns:w16="http://schemas.microsoft.com/office/word/2018/wordml" xmlns:w16sdtdh="http://schemas.microsoft.com/office/word/2020/wordml/sdtdatahash" xmlns:w16sdtfl="http://schemas.microsoft.com/office/word/2024/wordml/sdtformatlock" xmlns:w16se="http://schemas.microsoft.com/office/word/2015/wordml/symex" xmlns:w16du="http://schemas.microsoft.com/office/word/2023/wordml/word16du" xmlns:wne="http://schemas.microsoft.com/office/word/2006/wordml" mc:Ignorable="w14 w15 w16se w16cid w16 w16cex w16sdtdh w16sdtfl w16du wp14">
+<w:footnotes xmlns:wpc="http://schemas.microsoft.com/office/word/2010/wordprocessingCanvas" xmlns:cx="http://schemas.microsoft.com/office/drawing/2014/chartex" xmlns:cx1="http://schemas.microsoft.com/office/drawing/2015/9/8/chartex" xmlns:cx2="http://schemas.microsoft.com/office/drawing/2015/10/21/chartex" xmlns:cx3="http://schemas.microsoft.com/office/drawing/2016/5/9/chartex" xmlns:cx4="http://schemas.microsoft.com/office/drawing/2016/5/10/chartex" xmlns:cx5="http://schemas.microsoft.com/office/drawing/2016/5/11/chartex" xmlns:cx6="http://schemas.microsoft.com/office/drawing/2016/5/12/chartex" xmlns:cx7="http://schemas.microsoft.com/office/drawing/2016/5/13/chartex" xmlns:cx8="http://schemas.microsoft.com/office/drawing/2016/5/14/chartex" xmlns:mc="http://schemas.openxmlformats.org/markup-compatibility/2006" xmlns:aink="http://schemas.microsoft.com/office/drawing/2016/ink" xmlns:am3d="http://schemas.microsoft.com/office/drawing/2017/model3d" xmlns:o="urn:schemas-microsoft-com:office:office" xmlns:oel="http://schemas.microsoft.com/office/2019/extlst" xmlns:r="http://schemas.openxmlformats.org/officeDocument/2006/relationships" xmlns:m="http://schemas.openxmlformats.org/officeDocument/2006/math" xmlns:v="urn:schemas-microsoft-com:vml" xmlns:wp14="http://schemas.microsoft.com/office/word/2010/wordprocessingDrawing" xmlns:wp="http://schemas.openxmlformats.org/drawingml/2006/wordprocessingDrawing" xmlns:w10="urn:schemas-microsoft-com:office:word" xmlns:w="http://schemas.openxmlformats.org/wordprocessingml/2006/main" xmlns:w14="http://schemas.microsoft.com/office/word/2010/wordml" xmlns:w15="http://schemas.microsoft.com/office/word/2012/wordml" xmlns:w16cex="http://schemas.microsoft.com/office/word/2018/wordml/cex" xmlns:w16cid="http://schemas.microsoft.com/office/word/2016/wordml/cid" xmlns:w16="http://schemas.microsoft.com/office/word/2018/wordml" xmlns:w16sdtdh="http://schemas.microsoft.com/office/word/2020/wordml/sdtdatahash" xmlns:w16se="http://schemas.microsoft.com/office/word/2015/wordml/symex" xmlns:wpg="http://schemas.microsoft.com/office/word/2010/wordprocessingGroup" xmlns:wpi="http://schemas.microsoft.com/office/word/2010/wordprocessingInk" xmlns:wne="http://schemas.microsoft.com/office/word/2006/wordml" xmlns:wps="http://schemas.microsoft.com/office/word/2010/wordprocessingShape" mc:Ignorable="w14 w15 w16se w16cid w16 w16cex w16sdtdh wp14">
   <w:footnote w:type="separator" w:id="-1">
     <w:p>
       <w:pPr>
@@ -2602,7 +2551,7 @@
 </file>
 
 <file path=word/header1.xml><?xml version="1.0" encoding="utf-8"?>
-<w:hdr xmlns:wpc="http://schemas.microsoft.com/office/word/2010/wordprocessingCanvas" xmlns:cx="http://schemas.microsoft.com/office/drawing/2014/chartex" xmlns:cx1="http://schemas.microsoft.com/office/drawing/2015/9/8/chartex" xmlns:cx2="http://schemas.microsoft.com/office/drawing/2015/10/21/chartex" xmlns:cx3="http://schemas.microsoft.com/office/drawing/2016/5/9/chartex" xmlns:cx4="http://schemas.microsoft.com/office/drawing/2016/5/10/chartex" xmlns:cx5="http://schemas.microsoft.com/office/drawing/2016/5/11/chartex" xmlns:cx6="http://schemas.microsoft.com/office/drawing/2016/5/12/chartex" xmlns:cx7="http://schemas.microsoft.com/office/drawing/2016/5/13/chartex" xmlns:cx8="http://schemas.microsoft.com/office/drawing/2016/5/14/chartex" xmlns:mc="http://schemas.openxmlformats.org/markup-compatibility/2006" xmlns:m="http://schemas.openxmlformats.org/officeDocument/2006/math" xmlns:aink="http://schemas.microsoft.com/office/drawing/2016/ink" xmlns:am3d="http://schemas.microsoft.com/office/drawing/2017/model3d" xmlns:oel="http://schemas.microsoft.com/office/2019/extlst" xmlns:r="http://schemas.openxmlformats.org/officeDocument/2006/relationships" xmlns:wp14="http://schemas.microsoft.com/office/word/2010/wordprocessingDrawing" xmlns:wp="http://schemas.openxmlformats.org/drawingml/2006/wordprocessingDrawing" xmlns:wpg="http://schemas.microsoft.com/office/word/2010/wordprocessingGroup" xmlns:wpi="http://schemas.microsoft.com/office/word/2010/wordprocessingInk" xmlns:wps="http://schemas.microsoft.com/office/word/2010/wordprocessingShape" xmlns:o="urn:schemas-microsoft-com:office:office" xmlns:v="urn:schemas-microsoft-com:vml" xmlns:w10="urn:schemas-microsoft-com:office:word" xmlns:w="http://schemas.openxmlformats.org/wordprocessingml/2006/main" xmlns:w14="http://schemas.microsoft.com/office/word/2010/wordml" xmlns:w15="http://schemas.microsoft.com/office/word/2012/wordml" xmlns:w16cei="http://schemas.microsoft.com/office/word/2026/wordml/cei" xmlns:w16cex="http://schemas.microsoft.com/office/word/2018/wordml/cex" xmlns:w16cid="http://schemas.microsoft.com/office/word/2016/wordml/cid" xmlns:w16="http://schemas.microsoft.com/office/word/2018/wordml" xmlns:w16sdtdh="http://schemas.microsoft.com/office/word/2020/wordml/sdtdatahash" xmlns:w16sdtfl="http://schemas.microsoft.com/office/word/2024/wordml/sdtformatlock" xmlns:w16se="http://schemas.microsoft.com/office/word/2015/wordml/symex" xmlns:w16du="http://schemas.microsoft.com/office/word/2023/wordml/word16du" xmlns:wne="http://schemas.microsoft.com/office/word/2006/wordml" mc:Ignorable="w14 w15 w16se w16cid w16 w16cex w16sdtdh w16sdtfl w16du wp14">
+<w:hdr xmlns:wpc="http://schemas.microsoft.com/office/word/2010/wordprocessingCanvas" xmlns:cx="http://schemas.microsoft.com/office/drawing/2014/chartex" xmlns:cx1="http://schemas.microsoft.com/office/drawing/2015/9/8/chartex" xmlns:cx2="http://schemas.microsoft.com/office/drawing/2015/10/21/chartex" xmlns:cx3="http://schemas.microsoft.com/office/drawing/2016/5/9/chartex" xmlns:cx4="http://schemas.microsoft.com/office/drawing/2016/5/10/chartex" xmlns:cx5="http://schemas.microsoft.com/office/drawing/2016/5/11/chartex" xmlns:cx6="http://schemas.microsoft.com/office/drawing/2016/5/12/chartex" xmlns:cx7="http://schemas.microsoft.com/office/drawing/2016/5/13/chartex" xmlns:cx8="http://schemas.microsoft.com/office/drawing/2016/5/14/chartex" xmlns:mc="http://schemas.openxmlformats.org/markup-compatibility/2006" xmlns:aink="http://schemas.microsoft.com/office/drawing/2016/ink" xmlns:am3d="http://schemas.microsoft.com/office/drawing/2017/model3d" xmlns:o="urn:schemas-microsoft-com:office:office" xmlns:oel="http://schemas.microsoft.com/office/2019/extlst" xmlns:r="http://schemas.openxmlformats.org/officeDocument/2006/relationships" xmlns:m="http://schemas.openxmlformats.org/officeDocument/2006/math" xmlns:v="urn:schemas-microsoft-com:vml" xmlns:wp14="http://schemas.microsoft.com/office/word/2010/wordprocessingDrawing" xmlns:wp="http://schemas.openxmlformats.org/drawingml/2006/wordprocessingDrawing" xmlns:w10="urn:schemas-microsoft-com:office:word" xmlns:w="http://schemas.openxmlformats.org/wordprocessingml/2006/main" xmlns:w14="http://schemas.microsoft.com/office/word/2010/wordml" xmlns:w15="http://schemas.microsoft.com/office/word/2012/wordml" xmlns:w16cex="http://schemas.microsoft.com/office/word/2018/wordml/cex" xmlns:w16cid="http://schemas.microsoft.com/office/word/2016/wordml/cid" xmlns:w16="http://schemas.microsoft.com/office/word/2018/wordml" xmlns:w16sdtdh="http://schemas.microsoft.com/office/word/2020/wordml/sdtdatahash" xmlns:w16se="http://schemas.microsoft.com/office/word/2015/wordml/symex" xmlns:wpg="http://schemas.microsoft.com/office/word/2010/wordprocessingGroup" xmlns:wpi="http://schemas.microsoft.com/office/word/2010/wordprocessingInk" xmlns:wne="http://schemas.microsoft.com/office/word/2006/wordml" xmlns:wps="http://schemas.microsoft.com/office/word/2010/wordprocessingShape" mc:Ignorable="w14 w15 w16se w16cid w16 w16cex w16sdtdh wp14">
   <w:p>
     <w:pPr>
       <w:pStyle w:val="Header"/>
@@ -2612,7 +2561,7 @@
 </file>
 
 <file path=word/header2.xml><?xml version="1.0" encoding="utf-8"?>
-<w:hdr xmlns:wpc="http://schemas.microsoft.com/office/word/2010/wordprocessingCanvas" xmlns:cx="http://schemas.microsoft.com/office/drawing/2014/chartex" xmlns:cx1="http://schemas.microsoft.com/office/drawing/2015/9/8/chartex" xmlns:cx2="http://schemas.microsoft.com/office/drawing/2015/10/21/chartex" xmlns:cx3="http://schemas.microsoft.com/office/drawing/2016/5/9/chartex" xmlns:cx4="http://schemas.microsoft.com/office/drawing/2016/5/10/chartex" xmlns:cx5="http://schemas.microsoft.com/office/drawing/2016/5/11/chartex" xmlns:cx6="http://schemas.microsoft.com/office/drawing/2016/5/12/chartex" xmlns:cx7="http://schemas.microsoft.com/office/drawing/2016/5/13/chartex" xmlns:cx8="http://schemas.microsoft.com/office/drawing/2016/5/14/chartex" xmlns:mc="http://schemas.openxmlformats.org/markup-compatibility/2006" xmlns:m="http://schemas.openxmlformats.org/officeDocument/2006/math" xmlns:aink="http://schemas.microsoft.com/office/drawing/2016/ink" xmlns:am3d="http://schemas.microsoft.com/office/drawing/2017/model3d" xmlns:oel="http://schemas.microsoft.com/office/2019/extlst" xmlns:r="http://schemas.openxmlformats.org/officeDocument/2006/relationships" xmlns:wp14="http://schemas.microsoft.com/office/word/2010/wordprocessingDrawing" xmlns:wp="http://schemas.openxmlformats.org/drawingml/2006/wordprocessingDrawing" xmlns:wpg="http://schemas.microsoft.com/office/word/2010/wordprocessingGroup" xmlns:wpi="http://schemas.microsoft.com/office/word/2010/wordprocessingInk" xmlns:wps="http://schemas.microsoft.com/office/word/2010/wordprocessingShape" xmlns:o="urn:schemas-microsoft-com:office:office" xmlns:v="urn:schemas-microsoft-com:vml" xmlns:w10="urn:schemas-microsoft-com:office:word" xmlns:w="http://schemas.openxmlformats.org/wordprocessingml/2006/main" xmlns:w14="http://schemas.microsoft.com/office/word/2010/wordml" xmlns:w15="http://schemas.microsoft.com/office/word/2012/wordml" xmlns:w16cei="http://schemas.microsoft.com/office/word/2026/wordml/cei" xmlns:w16cex="http://schemas.microsoft.com/office/word/2018/wordml/cex" xmlns:w16cid="http://schemas.microsoft.com/office/word/2016/wordml/cid" xmlns:w16="http://schemas.microsoft.com/office/word/2018/wordml" xmlns:w16sdtdh="http://schemas.microsoft.com/office/word/2020/wordml/sdtdatahash" xmlns:w16sdtfl="http://schemas.microsoft.com/office/word/2024/wordml/sdtformatlock" xmlns:w16se="http://schemas.microsoft.com/office/word/2015/wordml/symex" xmlns:w16du="http://schemas.microsoft.com/office/word/2023/wordml/word16du" xmlns:wne="http://schemas.microsoft.com/office/word/2006/wordml" mc:Ignorable="w14 w15 w16se w16cid w16 w16cex w16sdtdh w16sdtfl w16du wp14">
+<w:hdr xmlns:wpc="http://schemas.microsoft.com/office/word/2010/wordprocessingCanvas" xmlns:cx="http://schemas.microsoft.com/office/drawing/2014/chartex" xmlns:cx1="http://schemas.microsoft.com/office/drawing/2015/9/8/chartex" xmlns:cx2="http://schemas.microsoft.com/office/drawing/2015/10/21/chartex" xmlns:cx3="http://schemas.microsoft.com/office/drawing/2016/5/9/chartex" xmlns:cx4="http://schemas.microsoft.com/office/drawing/2016/5/10/chartex" xmlns:cx5="http://schemas.microsoft.com/office/drawing/2016/5/11/chartex" xmlns:cx6="http://schemas.microsoft.com/office/drawing/2016/5/12/chartex" xmlns:cx7="http://schemas.microsoft.com/office/drawing/2016/5/13/chartex" xmlns:cx8="http://schemas.microsoft.com/office/drawing/2016/5/14/chartex" xmlns:mc="http://schemas.openxmlformats.org/markup-compatibility/2006" xmlns:aink="http://schemas.microsoft.com/office/drawing/2016/ink" xmlns:am3d="http://schemas.microsoft.com/office/drawing/2017/model3d" xmlns:o="urn:schemas-microsoft-com:office:office" xmlns:oel="http://schemas.microsoft.com/office/2019/extlst" xmlns:r="http://schemas.openxmlformats.org/officeDocument/2006/relationships" xmlns:m="http://schemas.openxmlformats.org/officeDocument/2006/math" xmlns:v="urn:schemas-microsoft-com:vml" xmlns:wp14="http://schemas.microsoft.com/office/word/2010/wordprocessingDrawing" xmlns:wp="http://schemas.openxmlformats.org/drawingml/2006/wordprocessingDrawing" xmlns:w10="urn:schemas-microsoft-com:office:word" xmlns:w="http://schemas.openxmlformats.org/wordprocessingml/2006/main" xmlns:w14="http://schemas.microsoft.com/office/word/2010/wordml" xmlns:w15="http://schemas.microsoft.com/office/word/2012/wordml" xmlns:w16cex="http://schemas.microsoft.com/office/word/2018/wordml/cex" xmlns:w16cid="http://schemas.microsoft.com/office/word/2016/wordml/cid" xmlns:w16="http://schemas.microsoft.com/office/word/2018/wordml" xmlns:w16sdtdh="http://schemas.microsoft.com/office/word/2020/wordml/sdtdatahash" xmlns:w16se="http://schemas.microsoft.com/office/word/2015/wordml/symex" xmlns:wpg="http://schemas.microsoft.com/office/word/2010/wordprocessingGroup" xmlns:wpi="http://schemas.microsoft.com/office/word/2010/wordprocessingInk" xmlns:wne="http://schemas.microsoft.com/office/word/2006/wordml" xmlns:wps="http://schemas.microsoft.com/office/word/2010/wordprocessingShape" mc:Ignorable="w14 w15 w16se w16cid w16 w16cex w16sdtdh wp14">
   <w:p>
     <w:pPr>
       <w:pStyle w:val="Header"/>
@@ -2622,7 +2571,7 @@
 </file>
 
 <file path=word/header3.xml><?xml version="1.0" encoding="utf-8"?>
-<w:hdr xmlns:wpc="http://schemas.microsoft.com/office/word/2010/wordprocessingCanvas" xmlns:cx="http://schemas.microsoft.com/office/drawing/2014/chartex" xmlns:cx1="http://schemas.microsoft.com/office/drawing/2015/9/8/chartex" xmlns:cx2="http://schemas.microsoft.com/office/drawing/2015/10/21/chartex" xmlns:cx3="http://schemas.microsoft.com/office/drawing/2016/5/9/chartex" xmlns:cx4="http://schemas.microsoft.com/office/drawing/2016/5/10/chartex" xmlns:cx5="http://schemas.microsoft.com/office/drawing/2016/5/11/chartex" xmlns:cx6="http://schemas.microsoft.com/office/drawing/2016/5/12/chartex" xmlns:cx7="http://schemas.microsoft.com/office/drawing/2016/5/13/chartex" xmlns:cx8="http://schemas.microsoft.com/office/drawing/2016/5/14/chartex" xmlns:mc="http://schemas.openxmlformats.org/markup-compatibility/2006" xmlns:m="http://schemas.openxmlformats.org/officeDocument/2006/math" xmlns:aink="http://schemas.microsoft.com/office/drawing/2016/ink" xmlns:am3d="http://schemas.microsoft.com/office/drawing/2017/model3d" xmlns:oel="http://schemas.microsoft.com/office/2019/extlst" xmlns:r="http://schemas.openxmlformats.org/officeDocument/2006/relationships" xmlns:wp14="http://schemas.microsoft.com/office/word/2010/wordprocessingDrawing" xmlns:wp="http://schemas.openxmlformats.org/drawingml/2006/wordprocessingDrawing" xmlns:wpg="http://schemas.microsoft.com/office/word/2010/wordprocessingGroup" xmlns:wpi="http://schemas.microsoft.com/office/word/2010/wordprocessingInk" xmlns:wps="http://schemas.microsoft.com/office/word/2010/wordprocessingShape" xmlns:o="urn:schemas-microsoft-com:office:office" xmlns:v="urn:schemas-microsoft-com:vml" xmlns:w10="urn:schemas-microsoft-com:office:word" xmlns:w="http://schemas.openxmlformats.org/wordprocessingml/2006/main" xmlns:w14="http://schemas.microsoft.com/office/word/2010/wordml" xmlns:w15="http://schemas.microsoft.com/office/word/2012/wordml" xmlns:w16cei="http://schemas.microsoft.com/office/word/2026/wordml/cei" xmlns:w16cex="http://schemas.microsoft.com/office/word/2018/wordml/cex" xmlns:w16cid="http://schemas.microsoft.com/office/word/2016/wordml/cid" xmlns:w16="http://schemas.microsoft.com/office/word/2018/wordml" xmlns:w16sdtdh="http://schemas.microsoft.com/office/word/2020/wordml/sdtdatahash" xmlns:w16sdtfl="http://schemas.microsoft.com/office/word/2024/wordml/sdtformatlock" xmlns:w16se="http://schemas.microsoft.com/office/word/2015/wordml/symex" xmlns:w16du="http://schemas.microsoft.com/office/word/2023/wordml/word16du" xmlns:wne="http://schemas.microsoft.com/office/word/2006/wordml" mc:Ignorable="w14 w15 w16se w16cid w16 w16cex w16sdtdh w16sdtfl w16du wp14">
+<w:hdr xmlns:wpc="http://schemas.microsoft.com/office/word/2010/wordprocessingCanvas" xmlns:cx="http://schemas.microsoft.com/office/drawing/2014/chartex" xmlns:cx1="http://schemas.microsoft.com/office/drawing/2015/9/8/chartex" xmlns:cx2="http://schemas.microsoft.com/office/drawing/2015/10/21/chartex" xmlns:cx3="http://schemas.microsoft.com/office/drawing/2016/5/9/chartex" xmlns:cx4="http://schemas.microsoft.com/office/drawing/2016/5/10/chartex" xmlns:cx5="http://schemas.microsoft.com/office/drawing/2016/5/11/chartex" xmlns:cx6="http://schemas.microsoft.com/office/drawing/2016/5/12/chartex" xmlns:cx7="http://schemas.microsoft.com/office/drawing/2016/5/13/chartex" xmlns:cx8="http://schemas.microsoft.com/office/drawing/2016/5/14/chartex" xmlns:mc="http://schemas.openxmlformats.org/markup-compatibility/2006" xmlns:aink="http://schemas.microsoft.com/office/drawing/2016/ink" xmlns:am3d="http://schemas.microsoft.com/office/drawing/2017/model3d" xmlns:o="urn:schemas-microsoft-com:office:office" xmlns:oel="http://schemas.microsoft.com/office/2019/extlst" xmlns:r="http://schemas.openxmlformats.org/officeDocument/2006/relationships" xmlns:m="http://schemas.openxmlformats.org/officeDocument/2006/math" xmlns:v="urn:schemas-microsoft-com:vml" xmlns:wp14="http://schemas.microsoft.com/office/word/2010/wordprocessingDrawing" xmlns:wp="http://schemas.openxmlformats.org/drawingml/2006/wordprocessingDrawing" xmlns:w10="urn:schemas-microsoft-com:office:word" xmlns:w="http://schemas.openxmlformats.org/wordprocessingml/2006/main" xmlns:w14="http://schemas.microsoft.com/office/word/2010/wordml" xmlns:w15="http://schemas.microsoft.com/office/word/2012/wordml" xmlns:w16cex="http://schemas.microsoft.com/office/word/2018/wordml/cex" xmlns:w16cid="http://schemas.microsoft.com/office/word/2016/wordml/cid" xmlns:w16="http://schemas.microsoft.com/office/word/2018/wordml" xmlns:w16sdtdh="http://schemas.microsoft.com/office/word/2020/wordml/sdtdatahash" xmlns:w16se="http://schemas.microsoft.com/office/word/2015/wordml/symex" xmlns:wpg="http://schemas.microsoft.com/office/word/2010/wordprocessingGroup" xmlns:wpi="http://schemas.microsoft.com/office/word/2010/wordprocessingInk" xmlns:wne="http://schemas.microsoft.com/office/word/2006/wordml" xmlns:wps="http://schemas.microsoft.com/office/word/2010/wordprocessingShape" mc:Ignorable="w14 w15 w16se w16cid w16 w16cex w16sdtdh wp14">
   <w:p>
     <w:pPr>
       <w:pStyle w:val="Header"/>
@@ -2690,7 +2639,7 @@
 </file>
 
 <file path=word/numbering.xml><?xml version="1.0" encoding="utf-8"?>
-<w:numbering xmlns:wpc="http://schemas.microsoft.com/office/word/2010/wordprocessingCanvas" xmlns:cx="http://schemas.microsoft.com/office/drawing/2014/chartex" xmlns:cx1="http://schemas.microsoft.com/office/drawing/2015/9/8/chartex" xmlns:cx2="http://schemas.microsoft.com/office/drawing/2015/10/21/chartex" xmlns:cx3="http://schemas.microsoft.com/office/drawing/2016/5/9/chartex" xmlns:cx4="http://schemas.microsoft.com/office/drawing/2016/5/10/chartex" xmlns:cx5="http://schemas.microsoft.com/office/drawing/2016/5/11/chartex" xmlns:cx6="http://schemas.microsoft.com/office/drawing/2016/5/12/chartex" xmlns:cx7="http://schemas.microsoft.com/office/drawing/2016/5/13/chartex" xmlns:cx8="http://schemas.microsoft.com/office/drawing/2016/5/14/chartex" xmlns:mc="http://schemas.openxmlformats.org/markup-compatibility/2006" xmlns:m="http://schemas.openxmlformats.org/officeDocument/2006/math" xmlns:aink="http://schemas.microsoft.com/office/drawing/2016/ink" xmlns:am3d="http://schemas.microsoft.com/office/drawing/2017/model3d" xmlns:oel="http://schemas.microsoft.com/office/2019/extlst" xmlns:r="http://schemas.openxmlformats.org/officeDocument/2006/relationships" xmlns:wp14="http://schemas.microsoft.com/office/word/2010/wordprocessingDrawing" xmlns:wp="http://schemas.openxmlformats.org/drawingml/2006/wordprocessingDrawing" xmlns:wpg="http://schemas.microsoft.com/office/word/2010/wordprocessingGroup" xmlns:wpi="http://schemas.microsoft.com/office/word/2010/wordprocessingInk" xmlns:wps="http://schemas.microsoft.com/office/word/2010/wordprocessingShape" xmlns:o="urn:schemas-microsoft-com:office:office" xmlns:v="urn:schemas-microsoft-com:vml" xmlns:w10="urn:schemas-microsoft-com:office:word" xmlns:w="http://schemas.openxmlformats.org/wordprocessingml/2006/main" xmlns:w14="http://schemas.microsoft.com/office/word/2010/wordml" xmlns:w15="http://schemas.microsoft.com/office/word/2012/wordml" xmlns:w16cei="http://schemas.microsoft.com/office/word/2026/wordml/cei" xmlns:w16cex="http://schemas.microsoft.com/office/word/2018/wordml/cex" xmlns:w16cid="http://schemas.microsoft.com/office/word/2016/wordml/cid" xmlns:w16="http://schemas.microsoft.com/office/word/2018/wordml" xmlns:w16sdtdh="http://schemas.microsoft.com/office/word/2020/wordml/sdtdatahash" xmlns:w16sdtfl="http://schemas.microsoft.com/office/word/2024/wordml/sdtformatlock" xmlns:w16se="http://schemas.microsoft.com/office/word/2015/wordml/symex" xmlns:w16du="http://schemas.microsoft.com/office/word/2023/wordml/word16du" xmlns:wne="http://schemas.microsoft.com/office/word/2006/wordml" mc:Ignorable="w14 w15 w16se w16cid w16 w16cex w16sdtdh w16sdtfl w16du wp14">
+<w:numbering xmlns:wpc="http://schemas.microsoft.com/office/word/2010/wordprocessingCanvas" xmlns:cx="http://schemas.microsoft.com/office/drawing/2014/chartex" xmlns:cx1="http://schemas.microsoft.com/office/drawing/2015/9/8/chartex" xmlns:cx2="http://schemas.microsoft.com/office/drawing/2015/10/21/chartex" xmlns:cx3="http://schemas.microsoft.com/office/drawing/2016/5/9/chartex" xmlns:cx4="http://schemas.microsoft.com/office/drawing/2016/5/10/chartex" xmlns:cx5="http://schemas.microsoft.com/office/drawing/2016/5/11/chartex" xmlns:cx6="http://schemas.microsoft.com/office/drawing/2016/5/12/chartex" xmlns:cx7="http://schemas.microsoft.com/office/drawing/2016/5/13/chartex" xmlns:cx8="http://schemas.microsoft.com/office/drawing/2016/5/14/chartex" xmlns:mc="http://schemas.openxmlformats.org/markup-compatibility/2006" xmlns:aink="http://schemas.microsoft.com/office/drawing/2016/ink" xmlns:am3d="http://schemas.microsoft.com/office/drawing/2017/model3d" xmlns:o="urn:schemas-microsoft-com:office:office" xmlns:oel="http://schemas.microsoft.com/office/2019/extlst" xmlns:r="http://schemas.openxmlformats.org/officeDocument/2006/relationships" xmlns:m="http://schemas.openxmlformats.org/officeDocument/2006/math" xmlns:v="urn:schemas-microsoft-com:vml" xmlns:wp14="http://schemas.microsoft.com/office/word/2010/wordprocessingDrawing" xmlns:wp="http://schemas.openxmlformats.org/drawingml/2006/wordprocessingDrawing" xmlns:w10="urn:schemas-microsoft-com:office:word" xmlns:w="http://schemas.openxmlformats.org/wordprocessingml/2006/main" xmlns:w14="http://schemas.microsoft.com/office/word/2010/wordml" xmlns:w15="http://schemas.microsoft.com/office/word/2012/wordml" xmlns:w16cex="http://schemas.microsoft.com/office/word/2018/wordml/cex" xmlns:w16cid="http://schemas.microsoft.com/office/word/2016/wordml/cid" xmlns:w16="http://schemas.microsoft.com/office/word/2018/wordml" xmlns:w16sdtdh="http://schemas.microsoft.com/office/word/2020/wordml/sdtdatahash" xmlns:w16se="http://schemas.microsoft.com/office/word/2015/wordml/symex" xmlns:wpg="http://schemas.microsoft.com/office/word/2010/wordprocessingGroup" xmlns:wpi="http://schemas.microsoft.com/office/word/2010/wordprocessingInk" xmlns:wne="http://schemas.microsoft.com/office/word/2006/wordml" xmlns:wps="http://schemas.microsoft.com/office/word/2010/wordprocessingShape" mc:Ignorable="w14 w15 w16se w16cid w16 w16cex w16sdtdh wp14">
   <w:abstractNum w:abstractNumId="0" w15:restartNumberingAfterBreak="0">
     <w:nsid w:val="021B7666"/>
     <w:multiLevelType w:val="multilevel"/>
@@ -4729,7 +4678,7 @@
 </file>
 
 <file path=word/styles.xml><?xml version="1.0" encoding="utf-8"?>
-<w:styles xmlns:mc="http://schemas.openxmlformats.org/markup-compatibility/2006" xmlns:r="http://schemas.openxmlformats.org/officeDocument/2006/relationships" xmlns:w="http://schemas.openxmlformats.org/wordprocessingml/2006/main" xmlns:w14="http://schemas.microsoft.com/office/word/2010/wordml" xmlns:w15="http://schemas.microsoft.com/office/word/2012/wordml" xmlns:w16cex="http://schemas.microsoft.com/office/word/2018/wordml/cex" xmlns:w16cid="http://schemas.microsoft.com/office/word/2016/wordml/cid" xmlns:w16="http://schemas.microsoft.com/office/word/2018/wordml" xmlns:w16sdtdh="http://schemas.microsoft.com/office/word/2020/wordml/sdtdatahash" xmlns:w16sdtfl="http://schemas.microsoft.com/office/word/2024/wordml/sdtformatlock" xmlns:w16se="http://schemas.microsoft.com/office/word/2015/wordml/symex" xmlns:w16du="http://schemas.microsoft.com/office/word/2023/wordml/word16du" mc:Ignorable="w14 w15 w16se w16cid w16 w16cex w16sdtdh w16sdtfl w16du">
+<w:styles xmlns:mc="http://schemas.openxmlformats.org/markup-compatibility/2006" xmlns:r="http://schemas.openxmlformats.org/officeDocument/2006/relationships" xmlns:w="http://schemas.openxmlformats.org/wordprocessingml/2006/main" xmlns:w14="http://schemas.microsoft.com/office/word/2010/wordml" xmlns:w15="http://schemas.microsoft.com/office/word/2012/wordml" xmlns:w16cex="http://schemas.microsoft.com/office/word/2018/wordml/cex" xmlns:w16cid="http://schemas.microsoft.com/office/word/2016/wordml/cid" xmlns:w16="http://schemas.microsoft.com/office/word/2018/wordml" xmlns:w16sdtdh="http://schemas.microsoft.com/office/word/2020/wordml/sdtdatahash" xmlns:w16se="http://schemas.microsoft.com/office/word/2015/wordml/symex" mc:Ignorable="w14 w15 w16se w16cid w16 w16cex w16sdtdh">
   <w:docDefaults>
     <w:rPrDefault>
       <w:rPr>
@@ -5126,9 +5075,9 @@
   <w:style w:type="paragraph" w:default="1" w:styleId="Normal">
     <w:name w:val="Normal"/>
     <w:qFormat/>
-    <w:rsid w:val="00D40150"/>
+    <w:rsid w:val="00D80D99"/>
     <w:pPr>
-      <w:spacing w:before="120" w:after="240" w:line="360" w:lineRule="auto"/>
+      <w:spacing w:before="120" w:after="240" w:line="240" w:lineRule="auto"/>
     </w:pPr>
     <w:rPr>
       <w:rFonts w:ascii="Times New Roman" w:hAnsi="Times New Roman"/>
@@ -6168,56 +6117,6 @@
 </file>
 
 <file path=customXml/item1.xml><?xml version="1.0" encoding="utf-8"?>
-<?mso-contentType ?>
-<spe:Receivers xmlns:spe="http://schemas.microsoft.com/sharepoint/events">
-  <Receiver>
-    <Name>Document ID Generator</Name>
-    <Synchronization>Synchronous</Synchronization>
-    <Type>10001</Type>
-    <SequenceNumber>1000</SequenceNumber>
-    <Url/>
-    <Assembly>Microsoft.Office.DocumentManagement, Version=16.0.0.0, Culture=neutral, PublicKeyToken=71e9bce111e9429c</Assembly>
-    <Class>Microsoft.Office.DocumentManagement.Internal.DocIdHandler</Class>
-    <Data/>
-    <Filter/>
-  </Receiver>
-  <Receiver>
-    <Name>Document ID Generator</Name>
-    <Synchronization>Synchronous</Synchronization>
-    <Type>10002</Type>
-    <SequenceNumber>1001</SequenceNumber>
-    <Url/>
-    <Assembly>Microsoft.Office.DocumentManagement, Version=16.0.0.0, Culture=neutral, PublicKeyToken=71e9bce111e9429c</Assembly>
-    <Class>Microsoft.Office.DocumentManagement.Internal.DocIdHandler</Class>
-    <Data/>
-    <Filter/>
-  </Receiver>
-  <Receiver>
-    <Name>Document ID Generator</Name>
-    <Synchronization>Synchronous</Synchronization>
-    <Type>10004</Type>
-    <SequenceNumber>1002</SequenceNumber>
-    <Url/>
-    <Assembly>Microsoft.Office.DocumentManagement, Version=16.0.0.0, Culture=neutral, PublicKeyToken=71e9bce111e9429c</Assembly>
-    <Class>Microsoft.Office.DocumentManagement.Internal.DocIdHandler</Class>
-    <Data/>
-    <Filter/>
-  </Receiver>
-  <Receiver>
-    <Name>Document ID Generator</Name>
-    <Synchronization>Synchronous</Synchronization>
-    <Type>10006</Type>
-    <SequenceNumber>1003</SequenceNumber>
-    <Url/>
-    <Assembly>Microsoft.Office.DocumentManagement, Version=16.0.0.0, Culture=neutral, PublicKeyToken=71e9bce111e9429c</Assembly>
-    <Class>Microsoft.Office.DocumentManagement.Internal.DocIdHandler</Class>
-    <Data/>
-    <Filter/>
-  </Receiver>
-</spe:Receivers>
-</file>
-
-<file path=customXml/item2.xml><?xml version="1.0" encoding="utf-8"?>
 <ct:contentTypeSchema xmlns:ct="http://schemas.microsoft.com/office/2006/metadata/contentType" xmlns:ma="http://schemas.microsoft.com/office/2006/metadata/properties/metaAttributes" ct:_="" ma:_="" ma:contentTypeName="Document" ma:contentTypeID="0x01010026445AF306EBB441B7A6158762C40D43" ma:contentTypeVersion="28" ma:contentTypeDescription="Create a new document." ma:contentTypeScope="" ma:versionID="6fd1d3709ebdae3c6e0eeb2d23db798b">
   <xsd:schema xmlns:xsd="http://www.w3.org/2001/XMLSchema" xmlns:xs="http://www.w3.org/2001/XMLSchema" xmlns:p="http://schemas.microsoft.com/office/2006/metadata/properties" xmlns:ns2="26005759-6815-4540-b8ea-913958d74f23" xmlns:ns3="970c08f3-bdc0-46be-888b-e62464d9f78c" targetNamespace="http://schemas.microsoft.com/office/2006/metadata/properties" ma:root="true" ma:fieldsID="830d6d9b807b871f8ec19ed92d251fd0" ns2:_="" ns3:_="">
     <xsd:import namespace="26005759-6815-4540-b8ea-913958d74f23"/>
@@ -6519,20 +6418,57 @@
 </ct:contentTypeSchema>
 </file>
 
-<file path=customXml/item3.xml><?xml version="1.0" encoding="utf-8"?>
+<file path=customXml/item2.xml><?xml version="1.0" encoding="utf-8"?>
 <?mso-contentType ?>
-<FormTemplates xmlns="http://schemas.microsoft.com/sharepoint/v3/contenttype/forms">
-  <Display>DocumentLibraryForm</Display>
-  <Edit>DocumentLibraryForm</Edit>
-  <New>DocumentLibraryForm</New>
-</FormTemplates>
+<spe:Receivers xmlns:spe="http://schemas.microsoft.com/sharepoint/events">
+  <Receiver>
+    <Name>Document ID Generator</Name>
+    <Synchronization>Synchronous</Synchronization>
+    <Type>10001</Type>
+    <SequenceNumber>1000</SequenceNumber>
+    <Url/>
+    <Assembly>Microsoft.Office.DocumentManagement, Version=16.0.0.0, Culture=neutral, PublicKeyToken=71e9bce111e9429c</Assembly>
+    <Class>Microsoft.Office.DocumentManagement.Internal.DocIdHandler</Class>
+    <Data/>
+    <Filter/>
+  </Receiver>
+  <Receiver>
+    <Name>Document ID Generator</Name>
+    <Synchronization>Synchronous</Synchronization>
+    <Type>10002</Type>
+    <SequenceNumber>1001</SequenceNumber>
+    <Url/>
+    <Assembly>Microsoft.Office.DocumentManagement, Version=16.0.0.0, Culture=neutral, PublicKeyToken=71e9bce111e9429c</Assembly>
+    <Class>Microsoft.Office.DocumentManagement.Internal.DocIdHandler</Class>
+    <Data/>
+    <Filter/>
+  </Receiver>
+  <Receiver>
+    <Name>Document ID Generator</Name>
+    <Synchronization>Synchronous</Synchronization>
+    <Type>10004</Type>
+    <SequenceNumber>1002</SequenceNumber>
+    <Url/>
+    <Assembly>Microsoft.Office.DocumentManagement, Version=16.0.0.0, Culture=neutral, PublicKeyToken=71e9bce111e9429c</Assembly>
+    <Class>Microsoft.Office.DocumentManagement.Internal.DocIdHandler</Class>
+    <Data/>
+    <Filter/>
+  </Receiver>
+  <Receiver>
+    <Name>Document ID Generator</Name>
+    <Synchronization>Synchronous</Synchronization>
+    <Type>10006</Type>
+    <SequenceNumber>1003</SequenceNumber>
+    <Url/>
+    <Assembly>Microsoft.Office.DocumentManagement, Version=16.0.0.0, Culture=neutral, PublicKeyToken=71e9bce111e9429c</Assembly>
+    <Class>Microsoft.Office.DocumentManagement.Internal.DocIdHandler</Class>
+    <Data/>
+    <Filter/>
+  </Receiver>
+</spe:Receivers>
 </file>
 
-<file path=customXml/item4.xml><?xml version="1.0" encoding="utf-8"?>
-<b:Sources xmlns:b="http://schemas.openxmlformats.org/officeDocument/2006/bibliography" xmlns="http://schemas.openxmlformats.org/officeDocument/2006/bibliography" SelectedStyle="\CHICAGO.XSL" StyleName="Chicago"/>
-</file>
-
-<file path=customXml/item5.xml><?xml version="1.0" encoding="utf-8"?>
+<file path=customXml/item3.xml><?xml version="1.0" encoding="utf-8"?>
 <p:properties xmlns:p="http://schemas.microsoft.com/office/2006/metadata/properties" xmlns:xsi="http://www.w3.org/2001/XMLSchema-instance" xmlns:pc="http://schemas.microsoft.com/office/infopath/2007/PartnerControls">
   <documentManagement>
     <_dlc_DocId xmlns="26005759-6815-4540-b8ea-913958d74f23">FRONDOC-1086935359-10120</_dlc_DocId>
@@ -6566,15 +6502,20 @@
 </p:properties>
 </file>
 
-<file path=customXml/itemProps1.xml><?xml version="1.0" encoding="utf-8"?>
-<ds:datastoreItem xmlns:ds="http://schemas.openxmlformats.org/officeDocument/2006/customXml" ds:itemID="{51F9E78B-9130-4244-A349-202827F2937E}">
-  <ds:schemaRefs>
-    <ds:schemaRef ds:uri="http://schemas.microsoft.com/sharepoint/events"/>
-  </ds:schemaRefs>
-</ds:datastoreItem>
+<file path=customXml/item4.xml><?xml version="1.0" encoding="utf-8"?>
+<b:Sources xmlns:b="http://schemas.openxmlformats.org/officeDocument/2006/bibliography" xmlns="http://schemas.openxmlformats.org/officeDocument/2006/bibliography" SelectedStyle="\CHICAGO.XSL" StyleName="Chicago"/>
 </file>
 
-<file path=customXml/itemProps2.xml><?xml version="1.0" encoding="utf-8"?>
+<file path=customXml/item5.xml><?xml version="1.0" encoding="utf-8"?>
+<?mso-contentType ?>
+<FormTemplates xmlns="http://schemas.microsoft.com/sharepoint/v3/contenttype/forms">
+  <Display>DocumentLibraryForm</Display>
+  <Edit>DocumentLibraryForm</Edit>
+  <New>DocumentLibraryForm</New>
+</FormTemplates>
+</file>
+
+<file path=customXml/itemProps1.xml><?xml version="1.0" encoding="utf-8"?>
 <ds:datastoreItem xmlns:ds="http://schemas.openxmlformats.org/officeDocument/2006/customXml" ds:itemID="{37D19558-80B8-407F-9A85-A5582859BFC5}">
   <ds:schemaRefs>
     <ds:schemaRef ds:uri="http://schemas.microsoft.com/office/2006/metadata/contentType"/>
@@ -6593,10 +6534,21 @@
 </ds:datastoreItem>
 </file>
 
+<file path=customXml/itemProps2.xml><?xml version="1.0" encoding="utf-8"?>
+<ds:datastoreItem xmlns:ds="http://schemas.openxmlformats.org/officeDocument/2006/customXml" ds:itemID="{51F9E78B-9130-4244-A349-202827F2937E}">
+  <ds:schemaRefs>
+    <ds:schemaRef ds:uri="http://schemas.microsoft.com/sharepoint/events"/>
+  </ds:schemaRefs>
+</ds:datastoreItem>
+</file>
+
 <file path=customXml/itemProps3.xml><?xml version="1.0" encoding="utf-8"?>
-<ds:datastoreItem xmlns:ds="http://schemas.openxmlformats.org/officeDocument/2006/customXml" ds:itemID="{A547FD6E-73F0-4542-8474-D6680317EFD1}">
+<ds:datastoreItem xmlns:ds="http://schemas.openxmlformats.org/officeDocument/2006/customXml" ds:itemID="{C80633FE-2C4D-43D3-9027-7B70B5BC8799}">
   <ds:schemaRefs>
-    <ds:schemaRef ds:uri="http://schemas.microsoft.com/sharepoint/v3/contenttype/forms"/>
+    <ds:schemaRef ds:uri="http://schemas.microsoft.com/office/2006/metadata/properties"/>
+    <ds:schemaRef ds:uri="http://schemas.microsoft.com/office/infopath/2007/PartnerControls"/>
+    <ds:schemaRef ds:uri="26005759-6815-4540-b8ea-913958d74f23"/>
+    <ds:schemaRef ds:uri="970c08f3-bdc0-46be-888b-e62464d9f78c"/>
   </ds:schemaRefs>
 </ds:datastoreItem>
 </file>
@@ -6610,12 +6562,9 @@
 </file>
 
 <file path=customXml/itemProps5.xml><?xml version="1.0" encoding="utf-8"?>
-<ds:datastoreItem xmlns:ds="http://schemas.openxmlformats.org/officeDocument/2006/customXml" ds:itemID="{C80633FE-2C4D-43D3-9027-7B70B5BC8799}">
+<ds:datastoreItem xmlns:ds="http://schemas.openxmlformats.org/officeDocument/2006/customXml" ds:itemID="{A547FD6E-73F0-4542-8474-D6680317EFD1}">
   <ds:schemaRefs>
-    <ds:schemaRef ds:uri="http://schemas.microsoft.com/office/2006/metadata/properties"/>
-    <ds:schemaRef ds:uri="http://schemas.microsoft.com/office/infopath/2007/PartnerControls"/>
-    <ds:schemaRef ds:uri="26005759-6815-4540-b8ea-913958d74f23"/>
-    <ds:schemaRef ds:uri="970c08f3-bdc0-46be-888b-e62464d9f78c"/>
+    <ds:schemaRef ds:uri="http://schemas.microsoft.com/sharepoint/v3/contenttype/forms"/>
   </ds:schemaRefs>
 </ds:datastoreItem>
 </file>